--- a/res/synthetic_fascicoli/fascicoli/fascicolo_sintetico_025/sentenza.docx
+++ b/res/synthetic_fascicoli/fascicoli/fascicolo_sintetico_025/sentenza.docx
@@ -338,7 +338,7 @@
               <w:rStyle w:val="PlaceholderText"/>
               <w:lang w:val="en-US"/>
             </w:rPr>
-            <w:t>774/2024</w:t>
+            <w:t>591/2024</w:t>
           </w:r>
         </w:sdtContent>
       </w:sdt>
@@ -400,7 +400,7 @@
               <w:rStyle w:val="PlaceholderText"/>
               <w:lang w:val="en-US"/>
             </w:rPr>
-            <w:t>Matteo Gallo, Francesca Leoni</w:t>
+            <w:t>Fernanda Silva, Patricia Ana Costa Barbosa</w:t>
           </w:r>
         </w:sdtContent>
       </w:sdt>
@@ -444,7 +444,7 @@
               <w:rStyle w:val="PlaceholderText"/>
               <w:lang w:val="en-US"/>
             </w:rPr>
-            <w:t>Chiara Costa</w:t>
+            <w:t>Carlos Almeida</w:t>
           </w:r>
         </w:sdtContent>
       </w:sdt>
@@ -588,7 +588,7 @@
               <w:rStyle w:val="PlaceholderText"/>
               <w:lang w:val="en-US"/>
             </w:rPr>
-            <w:t>Chiara Costa, Matteo Gallo</w:t>
+            <w:t/>
           </w:r>
         </w:p>
       </w:sdtContent>
@@ -624,7 +624,7 @@
               <w:rStyle w:val="PlaceholderText"/>
               <w:lang w:val="en-US"/>
             </w:rPr>
-            <w:t>con il patrocinio dell'Avv.</w:t>
+            <w:t/>
           </w:r>
         </w:p>
       </w:sdtContent>
@@ -805,7 +805,7 @@
             <w:rPr>
               <w:rStyle w:val="PlaceholderText"/>
             </w:rPr>
-            <w:t>15-09-2024</w:t>
+            <w:t>06-09-2025</w:t>
           </w:r>
         </w:sdtContent>
       </w:sdt>
@@ -866,7 +866,7 @@
               <w:rStyle w:val="PlaceholderText"/>
               <w:lang w:val="en-US"/>
             </w:rPr>
-            <w:t>1.1.1. In data 22-05-2024, Chiara Costa è intervenuto volontariamente in giudizio, in qualità di discendente dal medesimo avo.[ 1.1.1. In data 04-09-2024, Matteo Gallo è intervenuto volontariamente in giudizio, in qualità di discendente dal medesimo avo.[</w:t>
+            <w:t/>
           </w:r>
         </w:p>
       </w:sdtContent>
@@ -909,7 +909,7 @@
               <w:rStyle w:val="PlaceholderText"/>
               <w:lang w:val="en-US"/>
             </w:rPr>
-            <w:t>Nonostante la regolare notificazione del ricorso, il Ministero dell'Interno non si è costituito.</w:t>
+            <w:t>Il Ministero dell'Interno, tramite l'Avvocatura Distrettuale dello Stato di Brescia, si è costituito in giudizio il 30-07-2024.</w:t>
           </w:r>
         </w:sdtContent>
       </w:sdt>
@@ -1034,7 +1034,7 @@
             <w:rPr>
               <w:rStyle w:val="PlaceholderText"/>
             </w:rPr>
-            <w:t>Chiara Carlo Costa</w:t>
+            <w:t>Maria Aparecida Rodrigues</w:t>
           </w:r>
         </w:sdtContent>
       </w:sdt>
@@ -1092,7 +1092,7 @@
               <w:rStyle w:val="PlaceholderText"/>
               <w:lang w:val="en-US"/>
             </w:rPr>
-            <w:t>Brescia</w:t>
+            <w:t>Mantova</w:t>
           </w:r>
         </w:sdtContent>
       </w:sdt>
@@ -1149,7 +1149,7 @@
               <w:rStyle w:val="PlaceholderText"/>
               <w:lang w:val="en-US"/>
             </w:rPr>
-            <w:t>13-09-1933</w:t>
+            <w:t>23-05-1843</w:t>
           </w:r>
         </w:sdtContent>
       </w:sdt>
@@ -1368,7 +1368,7 @@
               <w:rStyle w:val="PlaceholderText"/>
               <w:lang w:val="en-US"/>
             </w:rPr>
-            <w:t>Linea di discendenza allegata: Chiara Carlo Costa -&gt; Giulia Conti -&gt; Matteo Gallo</w:t>
+            <w:t>Linea di discendenza allegata: Maria Aparecida Rodrigues -&gt; Diego Ribeiro Rodrigues -&gt; Marcos Barbosa -&gt; Patricia Ana Costa Barbosa -&gt; Fernanda Silva</w:t>
           </w:r>
         </w:sdtContent>
       </w:sdt>
@@ -1419,7 +1419,7 @@
               <w:rStyle w:val="PlaceholderText"/>
               <w:lang w:val="en-US"/>
             </w:rPr>
-            <w:t>2.1. Il terzo intervenuto ha rivendicato di essere discendente dallo stesso avo.</w:t>
+            <w:t/>
           </w:r>
         </w:p>
       </w:sdtContent>
@@ -2513,7 +2513,7 @@
               <w:rStyle w:val="PlaceholderText"/>
               <w:lang w:val="en-US"/>
             </w:rPr>
-            <w:t>Quest'ultima norma non si applica dunque al presente ricorso, iscritto a ruolo prima del 27.3.25.</w:t>
+            <w:t/>
           </w:r>
         </w:p>
       </w:sdtContent>
@@ -2803,7 +2803,7 @@
               <w:rStyle w:val="PlaceholderText"/>
               <w:lang w:val="en-US"/>
             </w:rPr>
-            <w:t>Di contro, il Ministero dell'Interno non si è costituito.</w:t>
+            <w:t>Di contro, il Ministero dell'Interno si è limitato a evocare l'accertamento di eventuali fattispecie estintive del diritto, senza nemmeno allegarle (né aver provato una richiesta di informazioni all'Autorità Consolare).</w:t>
           </w:r>
         </w:p>
       </w:sdtContent>
@@ -2941,7 +2941,7 @@
               <w:rFonts w:ascii="Garamond" w:hAnsi="Garamond"/>
               <w:bCs/>
             </w:rPr>
-            <w:t>4.1. La domanda del terzo intervenuto è inammissibile. L'art. 105 co. 1 c.p.c., infatti, consente l'intervento volontario «in un processo tra altre persone per far valere, in confronto di tutte le parti o di alcune di esse, un diritto relativo all'oggetto o dipendente dal titolo dedotto nel processo medesimo». Nel caso concreto, invece, il terzo ha chiesto di accertare un autonomo diritto allo status di cittadino, non connesso oggettivamente né dipendente da quello dei ricorrenti (cui è accomunato soltanto dall'avo).</w:t>
+            <w:t/>
           </w:r>
           <w:proofErr w:type="spellStart"/>
           <w:proofErr w:type="spellEnd"/>
@@ -2977,7 +2977,7 @@
               <w:rFonts w:ascii="Garamond" w:hAnsi="Garamond"/>
               <w:bCs/>
             </w:rPr>
-            <w:t>4.2. La domanda presentata iure matrimonii è improcedibile.</w:t>
+            <w:t/>
           </w:r>
           <w:proofErr w:type="spellStart"/>
           <w:proofErr w:type="spellEnd"/>
@@ -3013,7 +3013,7 @@
               <w:rFonts w:ascii="Garamond" w:hAnsi="Garamond"/>
               <w:bCs/>
             </w:rPr>
-            <w:t>La giurisprudenza, infatti, ha ammesso la domanda iure sanguinis in ragione delle note liste d'attesa dinanzi ai Consolati italiani, ma nessuna deroga è stata prevista per la cittadinanza acquisita tramite matrimonio (da chiedere prima in via amministrativa, cfr. Direttiva del Ministero dell'Interno n. 12A04741 del 7.3.12). Inoltre, l'art. 4 co. 5 II periodo del D.Lgs. n. 13/17 (sopra riportato) ha disciplinato la competenza territoriale con esclusivo riguardo al Comune di nascita dell'avo, ossia per la cittadinanza ottenuta in virtù della discendenza. Occorre infine considerare che, fino al passaggio in giudicato di questa sentenza, non può dirsi definitivamente acquisito lo status di cittadino del coniuge, presupposto necessario della domanda per matrimonio.</w:t>
+            <w:t/>
           </w:r>
           <w:proofErr w:type="spellStart"/>
           <w:proofErr w:type="spellEnd"/>
@@ -3145,7 +3145,7 @@
               <w:rFonts w:ascii="Garamond" w:hAnsi="Garamond"/>
               <w:bCs/>
             </w:rPr>
-            <w:t>Questo vale anche nei confronti delle parti le cui domande sono state dichiarate inammissibili o improcedibili (viste la serialità della questione per l'Avvocatura dello Stato e la natura prettamente formale della sua costituzione).</w:t>
+            <w:t/>
           </w:r>
         </w:p>
       </w:sdtContent>
@@ -3247,9 +3247,9 @@
               <w:rStyle w:val="PlaceholderText"/>
               <w:lang w:val="en-US"/>
             </w:rPr>
-            <w:t>Matteo Gallo, nato/a a Belo Horizonte il 12-12-1930</w:t>
+            <w:t>Fernanda Silva, nata a Campinas il 31-01-1994</w:t>
             <w:br/>
-            <w:t>Francesca Leoni, nato/a a  il </w:t>
+            <w:t>Patricia Ana Costa Barbosa, nata a Santos il 05-02-2009</w:t>
           </w:r>
         </w:p>
       </w:sdtContent>
@@ -3296,7 +3296,7 @@
             <w:rPr>
               <w:rStyle w:val="PlaceholderText"/>
             </w:rPr>
-            <w:t>sono cittadini italiani</w:t>
+            <w:t>sono cittadine italiane</w:t>
           </w:r>
         </w:sdtContent>
       </w:sdt>
@@ -3363,7 +3363,7 @@
               <w:rStyle w:val="PlaceholderText"/>
               <w:lang w:val="en-US"/>
             </w:rPr>
-            <w:t>dichiara inammissibile la domanda presentata da Chiara Costa, Matteo Gallo;</w:t>
+            <w:t/>
           </w:r>
         </w:p>
       </w:sdtContent>
@@ -3399,7 +3399,7 @@
               <w:rStyle w:val="PlaceholderText"/>
               <w:lang w:val="en-US"/>
             </w:rPr>
-            <w:t>dichiara improcedibile la domanda presentata da Francesca Leoni;</w:t>
+            <w:t/>
           </w:r>
         </w:p>
       </w:sdtContent>
